--- a/document-templates/shared/06_Processing_Consent_Letter_TEMPLATE.docx
+++ b/document-templates/shared/06_Processing_Consent_Letter_TEMPLATE.docx
@@ -11,6 +11,8 @@
           <w:rFonts w:ascii="Arial" w:cs="Arial" w:eastAsia="Arial" w:hAnsi="Arial"/>
           <w:b/>
           <w:bCs/>
+          <w:color w:val="1F3864"/>
+          <w:sz w:val="32"/>
         </w:rPr>
         <w:t xml:space="preserve">Template 06 — Consent Letter — Application Processing Undertaking</w:t>
       </w:r>
@@ -33,6 +35,9 @@
       <w:r>
         <w:rPr>
           <w:rFonts w:ascii="Arial" w:cs="Arial" w:eastAsia="Arial" w:hAnsi="Arial"/>
+          <w:b/>
+          <w:color w:val="1F3864"/>
+          <w:sz w:val="26"/>
         </w:rPr>
         <w:t xml:space="preserve">How to use this template</w:t>
       </w:r>
@@ -126,6 +131,8 @@
           <w:rFonts w:ascii="Arial" w:cs="Arial" w:eastAsia="Arial" w:hAnsi="Arial"/>
           <w:b/>
           <w:bCs/>
+          <w:color w:val="1F3864"/>
+          <w:sz w:val="32"/>
         </w:rPr>
         <w:t xml:space="preserve">Consent Letter — Application Processing Undertaking</w:t>
       </w:r>
@@ -285,6 +292,9 @@
       <w:r>
         <w:rPr>
           <w:rFonts w:ascii="Arial" w:cs="Arial" w:eastAsia="Arial" w:hAnsi="Arial"/>
+          <w:b/>
+          <w:color w:val="1F3864"/>
+          <w:sz w:val="26"/>
         </w:rPr>
         <w:t xml:space="preserve">1. Residence During Processing</w:t>
       </w:r>
@@ -323,6 +333,9 @@
       <w:r>
         <w:rPr>
           <w:rFonts w:ascii="Arial" w:cs="Arial" w:eastAsia="Arial" w:hAnsi="Arial"/>
+          <w:b/>
+          <w:color w:val="1F3864"/>
+          <w:sz w:val="26"/>
         </w:rPr>
         <w:t xml:space="preserve">2. Availability</w:t>
       </w:r>
@@ -345,6 +358,9 @@
       <w:r>
         <w:rPr>
           <w:rFonts w:ascii="Arial" w:cs="Arial" w:eastAsia="Arial" w:hAnsi="Arial"/>
+          <w:b/>
+          <w:color w:val="1F3864"/>
+          <w:sz w:val="26"/>
         </w:rPr>
         <w:t xml:space="preserve">3. Timeline</w:t>
       </w:r>
@@ -367,6 +383,9 @@
       <w:r>
         <w:rPr>
           <w:rFonts w:ascii="Arial" w:cs="Arial" w:eastAsia="Arial" w:hAnsi="Arial"/>
+          <w:b/>
+          <w:color w:val="1F3864"/>
+          <w:sz w:val="26"/>
         </w:rPr>
         <w:t xml:space="preserve">4. Communication</w:t>
       </w:r>
@@ -389,6 +408,9 @@
       <w:r>
         <w:rPr>
           <w:rFonts w:ascii="Arial" w:cs="Arial" w:eastAsia="Arial" w:hAnsi="Arial"/>
+          <w:b/>
+          <w:color w:val="1F3864"/>
+          <w:sz w:val="26"/>
         </w:rPr>
         <w:t xml:space="preserve">5. Declaration</w:t>
       </w:r>
